--- a/docs/proposals/pyvar-grant-brief-nlnet.docx
+++ b/docs/proposals/pyvar-grant-brief-nlnet.docx
@@ -128,7 +128,7 @@
           <w:sz w:val="20"/>
           <w:szCs w:val="20"/>
         </w:rPr>
-        <w:t xml:space="preserve">MIT (fully open source)</w:t>
+        <w:t xml:space="preserve">Apache-2.0 (fully open source)</w:t>
       </w:r>
     </w:p>
     <w:p>
@@ -178,7 +178,7 @@
           <w:sz w:val="20"/>
           <w:szCs w:val="20"/>
         </w:rPr>
-        <w:t xml:space="preserve">August 2026</w:t>
+        <w:t xml:space="preserve">September 2026</w:t>
       </w:r>
     </w:p>
     <w:p>
@@ -249,7 +249,7 @@
           <w:sz w:val="19"/>
           <w:szCs w:val="19"/>
         </w:rPr>
-        <w:t xml:space="preserve">NLnet's fund programme was mid-restructuring at the time this brief was prepared: most NGI Zero funds (Commons Fund, Core, Entrust, Mobifree) had closed their final calls, and NLnet had announced a transition to a new "Open Internet Stack" umbrella with calls expected to reopen in early September 2026. This document uses NLnet's confirmed, stable policies (funding tiers, milestone structure, open-source licence requirement, eligibility) but does NOT commit to a specific fund name, since the live lineup may have changed again by the time this is submitted. Check nlnet.nl/propose directly for the current fund name and open call before submitting, and adjust the "Which fund" section below accordingly — everything else should still apply.</w:t>
+        <w:t xml:space="preserve">NLnet's fund restructuring, flagged as open when this brief was first drafted, has since resolved: NGI Zero Commons Fund took its final call on 2026-06-01 and has been absorbed into a new umbrella, "Open Internet Stack." The right-fit successor for pyvar is Restack — it explicitly funds "security proofs and audits," matching this brief's own framing almost word for word. Terms: grants of €5,000–€50,000 per project (this brief's own €33k–50k ask sits inside that range), a €7 million pool through 2030, deadline 2026-11-03. (CodeSupply, a second new programme with the same budget range and deadline, is themed around software supply-chain security/SBOM work — not a fit for what pyvar actually is; not the target here.) Important: NLnet's real submission mechanism is a short, plain-English web form at nlnet.nl/propose/ (roughly six short questions, 1–2 pages total), not a long-form document like this one — this brief is source material to draw condensed answers from, not the literal thing to submit. Verify the exact fund name and the form's current questions directly against nlnet.nl before submitting.</w:t>
       </w:r>
     </w:p>
     <w:p>
@@ -283,7 +283,7 @@
           <w:sz w:val="24"/>
           <w:szCs w:val="24"/>
         </w:rPr>
-        <w:t xml:space="preserve">pyvar is an open-source (MIT-licensed) financial and risk computation platform: 385 regulatory-grade functions — Value-at-Risk, Expected Shortfall, credit risk (PD/LGD/EAD, IFRS 9 ECL), derivatives pricing, liquidity risk (LCR/NSFR), operational risk (LDA/AMA/SMA), portfolio analytics, ALM, and Basel/FRTB/MiFID II/EMIR regulatory capital — exposed as a free, auditable REST API and, as of this release, as native tools for AI coding agents via a Model Context Protocol (MCP) server and 13 Claude Code skills.</w:t>
+        <w:t xml:space="preserve">pyvar is an open-source (Apache-2.0-licensed) financial and risk computation platform: 385 regulatory-grade functions — Value-at-Risk, Expected Shortfall, credit risk (PD/LGD/EAD, IFRS 9 ECL), derivatives pricing, liquidity risk (LCR/NSFR), operational risk (LDA/AMA/SMA), portfolio analytics, ALM, and Basel/FRTB/MiFID II/EMIR regulatory capital — exposed as a free, auditable REST API and, as of this release, as native tools for AI coding agents via a Model Context Protocol (MCP) server and 13 Claude Code skills.</w:t>
       </w:r>
     </w:p>
     <w:p>
@@ -354,7 +354,7 @@
           <w:sz w:val="21"/>
           <w:szCs w:val="21"/>
         </w:rPr>
-        <w:t xml:space="preserve">A digital commons argument: a shared, auditable, MIT-licensed implementation of published Basel/FRTB formulas is public infrastructure for the financial sector, in the same spirit as the open standards and open-source infrastructure NLnet has funded across other domains.</w:t>
+        <w:t xml:space="preserve">A digital commons argument: a shared, auditable, Apache-2.0-licensed implementation of published Basel/FRTB formulas is public infrastructure for the financial sector, in the same spirit as the open standards and open-source infrastructure NLnet has funded across other domains.</w:t>
       </w:r>
     </w:p>
     <w:p>
@@ -1339,7 +1339,7 @@
           <w:sz w:val="21"/>
           <w:szCs w:val="21"/>
         </w:rPr>
-        <w:t xml:space="preserve">Every formula, every line, is public on GitHub under the MIT licence — a regulator, an academic, or a rival implementation can read the actual code, not just trust a vendor's claim about it.</w:t>
+        <w:t xml:space="preserve">Every formula, every line, is public on GitHub under the Apache-2.0 licence — a regulator, an academic, or a rival implementation can read the actual code, not just trust a vendor's claim about it.</w:t>
       </w:r>
     </w:p>
     <w:p>
@@ -1992,7 +1992,7 @@
           <w:sz w:val="19"/>
           <w:szCs w:val="19"/>
         </w:rPr>
-        <w:t xml:space="preserve">Total indicative ask: roughly €33,000–50,000, deliberately sized to fit within NLnet's first-proposal ceiling (confirmed at up to €50,000 for a first proposal, up to €150,000 for a subsequent one, €500,000 lifetime cap per applicant). Figures are indicative and will be finalised against the specific fund's own template once the current call reopens (see the note at the top of this document).</w:t>
+        <w:t xml:space="preserve">Total indicative ask: roughly €33,000–50,000, deliberately sized to fit within NLnet's first-proposal ceiling (confirmed at up to €50,000 for a first proposal, up to €150,000 for a subsequent one, €500,000 lifetime cap per applicant). Figures are indicative and will be finalised against Restack's own application template (see the note at the top of this document).</w:t>
       </w:r>
     </w:p>
     <w:p>
@@ -2050,7 +2050,7 @@
           <w:sz w:val="21"/>
           <w:szCs w:val="21"/>
         </w:rPr>
-        <w:t xml:space="preserve">All project outputs are already MIT-licensed and public (once the repository visibility flip completes) — satisfies NLnet's open-source/free-libre requirement for funded outputs by construction, not as a condition to be met later.</w:t>
+        <w:t xml:space="preserve">All project outputs are already Apache-2.0-licensed and public — satisfies NLnet's open-source/free-libre requirement for funded outputs by construction, not as a condition to be met later.</w:t>
       </w:r>
     </w:p>
     <w:p>
